--- a/Tố cáo/21-TC.docx
+++ b/Tố cáo/21-TC.docx
@@ -1,21 +1,21 @@
 
 <file path=word/document.xml><?xml version="1.0" encoding="utf-8"?>
-<w:document xmlns:wpc="http://schemas.microsoft.com/office/word/2010/wordprocessingCanvas" xmlns:cx="http://schemas.microsoft.com/office/drawing/2014/chartex" xmlns:cx1="http://schemas.microsoft.com/office/drawing/2015/9/8/chartex" xmlns:cx2="http://schemas.microsoft.com/office/drawing/2015/10/21/chartex" xmlns:cx3="http://schemas.microsoft.com/office/drawing/2016/5/9/chartex" xmlns:cx4="http://schemas.microsoft.com/office/drawing/2016/5/10/chartex" xmlns:cx5="http://schemas.microsoft.com/office/drawing/2016/5/11/chartex" xmlns:cx6="http://schemas.microsoft.com/office/drawing/2016/5/12/chartex" xmlns:cx7="http://schemas.microsoft.com/office/drawing/2016/5/13/chartex" xmlns:cx8="http://schemas.microsoft.com/office/drawing/2016/5/14/chartex" xmlns:mc="http://schemas.openxmlformats.org/markup-compatibility/2006" xmlns:aink="http://schemas.microsoft.com/office/drawing/2016/ink" xmlns:am3d="http://schemas.microsoft.com/office/drawing/2017/model3d" xmlns:o="urn:schemas-microsoft-com:office:office" xmlns:oel="http://schemas.microsoft.com/office/2019/extlst" xmlns:r="http://schemas.openxmlformats.org/officeDocument/2006/relationships" xmlns:m="http://schemas.openxmlformats.org/officeDocument/2006/math" xmlns:v="urn:schemas-microsoft-com:vml" xmlns:wp14="http://schemas.microsoft.com/office/word/2010/wordprocessingDrawing" xmlns:wp="http://schemas.openxmlformats.org/drawingml/2006/wordprocessingDrawing" xmlns:w10="urn:schemas-microsoft-com:office:word" xmlns:w="http://schemas.openxmlformats.org/wordprocessingml/2006/main" xmlns:w14="http://schemas.microsoft.com/office/word/2010/wordml" xmlns:w15="http://schemas.microsoft.com/office/word/2012/wordml" xmlns:w16cex="http://schemas.microsoft.com/office/word/2018/wordml/cex" xmlns:w16cid="http://schemas.microsoft.com/office/word/2016/wordml/cid" xmlns:w16="http://schemas.microsoft.com/office/word/2018/wordml" xmlns:w16sdtdh="http://schemas.microsoft.com/office/word/2020/wordml/sdtdatahash" xmlns:w16se="http://schemas.microsoft.com/office/word/2015/wordml/symex" xmlns:wpg="http://schemas.microsoft.com/office/word/2010/wordprocessingGroup" xmlns:wpi="http://schemas.microsoft.com/office/word/2010/wordprocessingInk" xmlns:wne="http://schemas.microsoft.com/office/word/2006/wordml" xmlns:wps="http://schemas.microsoft.com/office/word/2010/wordprocessingShape" mc:Ignorable="w14 w15 w16se w16cid w16 w16cex w16sdtdh wp14">
+<w:document xmlns:wpc="http://schemas.microsoft.com/office/word/2010/wordprocessingCanvas" xmlns:cx="http://schemas.microsoft.com/office/drawing/2014/chartex" xmlns:cx1="http://schemas.microsoft.com/office/drawing/2015/9/8/chartex" xmlns:cx2="http://schemas.microsoft.com/office/drawing/2015/10/21/chartex" xmlns:cx3="http://schemas.microsoft.com/office/drawing/2016/5/9/chartex" xmlns:cx4="http://schemas.microsoft.com/office/drawing/2016/5/10/chartex" xmlns:cx5="http://schemas.microsoft.com/office/drawing/2016/5/11/chartex" xmlns:cx6="http://schemas.microsoft.com/office/drawing/2016/5/12/chartex" xmlns:cx7="http://schemas.microsoft.com/office/drawing/2016/5/13/chartex" xmlns:cx8="http://schemas.microsoft.com/office/drawing/2016/5/14/chartex" xmlns:mc="http://schemas.openxmlformats.org/markup-compatibility/2006" xmlns:aink="http://schemas.microsoft.com/office/drawing/2016/ink" xmlns:am3d="http://schemas.microsoft.com/office/drawing/2017/model3d" xmlns:o="urn:schemas-microsoft-com:office:office" xmlns:r="http://schemas.openxmlformats.org/officeDocument/2006/relationships" xmlns:m="http://schemas.openxmlformats.org/officeDocument/2006/math" xmlns:v="urn:schemas-microsoft-com:vml" xmlns:wp14="http://schemas.microsoft.com/office/word/2010/wordprocessingDrawing" xmlns:wp="http://schemas.openxmlformats.org/drawingml/2006/wordprocessingDrawing" xmlns:w10="urn:schemas-microsoft-com:office:word" xmlns:w="http://schemas.openxmlformats.org/wordprocessingml/2006/main" xmlns:w14="http://schemas.microsoft.com/office/word/2010/wordml" xmlns:w15="http://schemas.microsoft.com/office/word/2012/wordml" xmlns:w16cex="http://schemas.microsoft.com/office/word/2018/wordml/cex" xmlns:w16cid="http://schemas.microsoft.com/office/word/2016/wordml/cid" xmlns:w16="http://schemas.microsoft.com/office/word/2018/wordml" xmlns:w16se="http://schemas.microsoft.com/office/word/2015/wordml/symex" xmlns:wpg="http://schemas.microsoft.com/office/word/2010/wordprocessingGroup" xmlns:wpi="http://schemas.microsoft.com/office/word/2010/wordprocessingInk" xmlns:wne="http://schemas.microsoft.com/office/word/2006/wordml" xmlns:wps="http://schemas.microsoft.com/office/word/2010/wordprocessingShape" mc:Ignorable="w14 w15 w16se w16cid w16 w16cex wp14">
   <w:body>
     <w:tbl>
       <w:tblPr>
         <w:tblpPr w:leftFromText="180" w:rightFromText="180" w:vertAnchor="page" w:horzAnchor="margin" w:tblpY="1441"/>
-        <w:tblW w:w="0" w:type="auto"/>
+        <w:tblW w:w="9579" w:type="dxa"/>
         <w:tblLook w:val="01E0" w:firstRow="1" w:lastRow="1" w:firstColumn="1" w:lastColumn="1" w:noHBand="0" w:noVBand="0"/>
       </w:tblPr>
       <w:tblGrid>
-        <w:gridCol w:w="2999"/>
-        <w:gridCol w:w="6030"/>
+        <w:gridCol w:w="3828"/>
+        <w:gridCol w:w="5751"/>
       </w:tblGrid>
       <w:tr>
         <w:tc>
           <w:tcPr>
-            <w:tcW w:w="3051" w:type="dxa"/>
+            <w:tcW w:w="3828" w:type="dxa"/>
           </w:tcPr>
           <w:p>
             <w:pPr>
@@ -35,16 +35,14 @@
               </w:rPr>
               <w:t>[[</w:t>
             </w:r>
-            <w:proofErr w:type="spellStart"/>
-            <w:r>
-              <w:rPr>
-                <w:color w:val="000000"/>
-                <w:sz w:val="26"/>
-                <w:szCs w:val="26"/>
-              </w:rPr>
-              <w:t>DVChuQuan</w:t>
-            </w:r>
-            <w:proofErr w:type="spellEnd"/>
+            <w:r>
+              <w:rPr>
+                <w:color w:val="000000"/>
+                <w:sz w:val="26"/>
+                <w:szCs w:val="26"/>
+              </w:rPr>
+              <w:t>TenCoQuanToChucLine1</w:t>
+            </w:r>
             <w:r>
               <w:rPr>
                 <w:color w:val="000000"/>
@@ -73,16 +71,22 @@
               </w:rPr>
               <w:t>[[</w:t>
             </w:r>
-            <w:proofErr w:type="spellStart"/>
-            <w:r>
-              <w:rPr>
-                <w:color w:val="000000"/>
-                <w:sz w:val="26"/>
-                <w:szCs w:val="26"/>
-              </w:rPr>
-              <w:t>DVThucHien</w:t>
-            </w:r>
-            <w:proofErr w:type="spellEnd"/>
+            <w:r>
+              <w:rPr>
+                <w:color w:val="000000"/>
+                <w:sz w:val="26"/>
+                <w:szCs w:val="26"/>
+              </w:rPr>
+              <w:t>TenCoQuanToChucLine</w:t>
+            </w:r>
+            <w:r>
+              <w:rPr>
+                <w:color w:val="000000"/>
+                <w:sz w:val="26"/>
+                <w:szCs w:val="26"/>
+              </w:rPr>
+              <w:t>2</w:t>
+            </w:r>
             <w:r>
               <w:rPr>
                 <w:color w:val="000000"/>
@@ -102,6 +106,7 @@
                 <w:szCs w:val="26"/>
               </w:rPr>
             </w:pPr>
+            <w:bookmarkStart w:id="0" w:name="_GoBack"/>
             <w:r>
               <w:rPr>
                 <w:noProof/>
@@ -110,13 +115,13 @@
               <mc:AlternateContent>
                 <mc:Choice Requires="wps">
                   <w:drawing>
-                    <wp:anchor distT="4294967295" distB="4294967295" distL="114300" distR="114300" simplePos="0" relativeHeight="251661312" behindDoc="0" locked="0" layoutInCell="1" allowOverlap="1" wp14:anchorId="6DE69CC1" wp14:editId="431899AA">
+                    <wp:anchor distT="4294967295" distB="4294967295" distL="114300" distR="114300" simplePos="0" relativeHeight="251661312" behindDoc="0" locked="0" layoutInCell="1" allowOverlap="1" wp14:anchorId="6DE69CC1" wp14:editId="6503F54F">
                       <wp:simplePos x="0" y="0"/>
                       <wp:positionH relativeFrom="column">
-                        <wp:posOffset>525145</wp:posOffset>
+                        <wp:posOffset>784225</wp:posOffset>
                       </wp:positionH>
                       <wp:positionV relativeFrom="paragraph">
-                        <wp:posOffset>10794</wp:posOffset>
+                        <wp:posOffset>10160</wp:posOffset>
                       </wp:positionV>
                       <wp:extent cx="692150" cy="0"/>
                       <wp:effectExtent l="0" t="0" r="31750" b="19050"/>
@@ -171,70 +176,25 @@
                 </mc:Choice>
                 <mc:Fallback>
                   <w:pict>
-                    <v:line w14:anchorId="18589FC3" id="Straight Connector 12" o:spid="_x0000_s1026" style="position:absolute;z-index:251661312;visibility:visible;mso-wrap-style:square;mso-width-percent:0;mso-height-percent:0;mso-wrap-distance-left:9pt;mso-wrap-distance-top:-3e-5mm;mso-wrap-distance-right:9pt;mso-wrap-distance-bottom:-3e-5mm;mso-position-horizontal:absolute;mso-position-horizontal-relative:text;mso-position-vertical:absolute;mso-position-vertical-relative:text;mso-width-percent:0;mso-height-percent:0;mso-width-relative:page;mso-height-relative:page" from="41.35pt,.85pt" to="95.85pt,.85pt" o:gfxdata="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"/>
+                    <v:line w14:anchorId="4DFE9092" id="Straight Connector 12" o:spid="_x0000_s1026" style="position:absolute;z-index:251661312;visibility:visible;mso-wrap-style:square;mso-width-percent:0;mso-height-percent:0;mso-wrap-distance-left:9pt;mso-wrap-distance-top:-3e-5mm;mso-wrap-distance-right:9pt;mso-wrap-distance-bottom:-3e-5mm;mso-position-horizontal:absolute;mso-position-horizontal-relative:text;mso-position-vertical:absolute;mso-position-vertical-relative:text;mso-width-percent:0;mso-height-percent:0;mso-width-relative:page;mso-height-relative:page" from="61.75pt,.8pt" to="116.25pt,.8pt" o:gfxdata="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"/>
                   </w:pict>
                 </mc:Fallback>
               </mc:AlternateContent>
             </w:r>
-            <w:proofErr w:type="spellStart"/>
-            <w:r>
-              <w:rPr>
-                <w:color w:val="000000"/>
-                <w:sz w:val="26"/>
-                <w:szCs w:val="26"/>
-              </w:rPr>
-              <w:t>Số</w:t>
-            </w:r>
-            <w:proofErr w:type="spellEnd"/>
-            <w:r>
-              <w:rPr>
-                <w:color w:val="000000"/>
-                <w:sz w:val="26"/>
-                <w:szCs w:val="26"/>
-              </w:rPr>
-              <w:t xml:space="preserve">:     </w:t>
-            </w:r>
-            <w:proofErr w:type="gramStart"/>
-            <w:r>
-              <w:rPr>
-                <w:color w:val="000000"/>
-                <w:sz w:val="26"/>
-                <w:szCs w:val="26"/>
-              </w:rPr>
-              <w:t xml:space="preserve">   [</w:t>
-            </w:r>
-            <w:proofErr w:type="gramEnd"/>
-            <w:r>
-              <w:rPr>
-                <w:color w:val="000000"/>
-                <w:sz w:val="26"/>
-                <w:szCs w:val="26"/>
-              </w:rPr>
-              <w:t>[</w:t>
-            </w:r>
-            <w:proofErr w:type="spellStart"/>
-            <w:r>
-              <w:rPr>
-                <w:color w:val="000000"/>
-                <w:sz w:val="26"/>
-                <w:szCs w:val="26"/>
-              </w:rPr>
-              <w:t>SoVB</w:t>
-            </w:r>
-            <w:proofErr w:type="spellEnd"/>
-            <w:r>
-              <w:rPr>
-                <w:color w:val="000000"/>
-                <w:sz w:val="26"/>
-                <w:szCs w:val="26"/>
-              </w:rPr>
-              <w:t>]]</w:t>
+            <w:bookmarkEnd w:id="0"/>
+            <w:r>
+              <w:rPr>
+                <w:color w:val="000000"/>
+                <w:sz w:val="26"/>
+                <w:szCs w:val="26"/>
+              </w:rPr>
+              <w:t>Số:        [[SoVB]]</w:t>
             </w:r>
           </w:p>
         </w:tc>
         <w:tc>
           <w:tcPr>
-            <w:tcW w:w="6236" w:type="dxa"/>
+            <w:tcW w:w="5751" w:type="dxa"/>
           </w:tcPr>
           <w:p>
             <w:pPr>
@@ -271,7 +231,6 @@
                 <w:szCs w:val="26"/>
               </w:rPr>
             </w:pPr>
-            <w:proofErr w:type="spellStart"/>
             <w:r>
               <w:rPr>
                 <w:b/>
@@ -280,97 +239,8 @@
                 <w:sz w:val="26"/>
                 <w:szCs w:val="26"/>
               </w:rPr>
-              <w:t>Độc</w:t>
-            </w:r>
-            <w:proofErr w:type="spellEnd"/>
-            <w:r>
-              <w:rPr>
-                <w:b/>
-                <w:bCs/>
-                <w:color w:val="000000"/>
-                <w:sz w:val="26"/>
-                <w:szCs w:val="26"/>
-              </w:rPr>
-              <w:t xml:space="preserve"> </w:t>
-            </w:r>
-            <w:proofErr w:type="spellStart"/>
-            <w:r>
-              <w:rPr>
-                <w:b/>
-                <w:bCs/>
-                <w:color w:val="000000"/>
-                <w:sz w:val="26"/>
-                <w:szCs w:val="26"/>
-              </w:rPr>
-              <w:t>lập</w:t>
-            </w:r>
-            <w:proofErr w:type="spellEnd"/>
-            <w:r>
-              <w:rPr>
-                <w:b/>
-                <w:bCs/>
-                <w:color w:val="000000"/>
-                <w:sz w:val="26"/>
-                <w:szCs w:val="26"/>
-              </w:rPr>
-              <w:t xml:space="preserve"> - </w:t>
-            </w:r>
-            <w:proofErr w:type="spellStart"/>
-            <w:r>
-              <w:rPr>
-                <w:b/>
-                <w:bCs/>
-                <w:color w:val="000000"/>
-                <w:sz w:val="26"/>
-                <w:szCs w:val="26"/>
-              </w:rPr>
-              <w:t>Tự</w:t>
-            </w:r>
-            <w:proofErr w:type="spellEnd"/>
-            <w:r>
-              <w:rPr>
-                <w:b/>
-                <w:bCs/>
-                <w:color w:val="000000"/>
-                <w:sz w:val="26"/>
-                <w:szCs w:val="26"/>
-              </w:rPr>
-              <w:t xml:space="preserve"> do - </w:t>
-            </w:r>
-            <w:proofErr w:type="spellStart"/>
-            <w:r>
-              <w:rPr>
-                <w:b/>
-                <w:bCs/>
-                <w:color w:val="000000"/>
-                <w:sz w:val="26"/>
-                <w:szCs w:val="26"/>
-              </w:rPr>
-              <w:t>Hạnh</w:t>
-            </w:r>
-            <w:proofErr w:type="spellEnd"/>
-            <w:r>
-              <w:rPr>
-                <w:b/>
-                <w:bCs/>
-                <w:color w:val="000000"/>
-                <w:sz w:val="26"/>
-                <w:szCs w:val="26"/>
-              </w:rPr>
-              <w:t xml:space="preserve"> </w:t>
-            </w:r>
-            <w:proofErr w:type="spellStart"/>
-            <w:r>
-              <w:rPr>
-                <w:b/>
-                <w:bCs/>
-                <w:color w:val="000000"/>
-                <w:sz w:val="26"/>
-                <w:szCs w:val="26"/>
-              </w:rPr>
-              <w:t>phúc</w:t>
-            </w:r>
-            <w:proofErr w:type="spellEnd"/>
+              <w:t>Độc lập - Tự do - Hạnh phúc</w:t>
+            </w:r>
           </w:p>
           <w:p>
             <w:pPr>
@@ -391,51 +261,7 @@
                 <w:sz w:val="26"/>
                 <w:szCs w:val="26"/>
               </w:rPr>
-              <w:t>[[</w:t>
-            </w:r>
-            <w:proofErr w:type="spellStart"/>
-            <w:r>
-              <w:rPr>
-                <w:i/>
-                <w:iCs/>
-                <w:color w:val="000000"/>
-                <w:sz w:val="26"/>
-                <w:szCs w:val="26"/>
-              </w:rPr>
-              <w:t>DiaChiCQ</w:t>
-            </w:r>
-            <w:proofErr w:type="spellEnd"/>
-            <w:r>
-              <w:rPr>
-                <w:i/>
-                <w:iCs/>
-                <w:color w:val="000000"/>
-                <w:sz w:val="26"/>
-                <w:szCs w:val="26"/>
-              </w:rPr>
-              <w:t>]], [[</w:t>
-            </w:r>
-            <w:proofErr w:type="spellStart"/>
-            <w:r>
-              <w:rPr>
-                <w:i/>
-                <w:iCs/>
-                <w:color w:val="000000"/>
-                <w:sz w:val="26"/>
-                <w:szCs w:val="26"/>
-              </w:rPr>
-              <w:t>NgayHienTai</w:t>
-            </w:r>
-            <w:proofErr w:type="spellEnd"/>
-            <w:r>
-              <w:rPr>
-                <w:i/>
-                <w:iCs/>
-                <w:color w:val="000000"/>
-                <w:sz w:val="26"/>
-                <w:szCs w:val="26"/>
-              </w:rPr>
-              <w:t>]]</w:t>
+              <w:t>[[DiaChiCQ]], [[NgayHienTai]]</w:t>
             </w:r>
           </w:p>
         </w:tc>
@@ -479,117 +305,12 @@
         </w:rPr>
         <w:t>K</w:t>
       </w:r>
-      <w:proofErr w:type="spellStart"/>
       <w:r>
         <w:rPr>
           <w:b/>
           <w:color w:val="000000"/>
         </w:rPr>
-        <w:t>ết</w:t>
-      </w:r>
-      <w:proofErr w:type="spellEnd"/>
-      <w:r>
-        <w:rPr>
-          <w:b/>
-          <w:color w:val="000000"/>
-        </w:rPr>
-        <w:t xml:space="preserve"> </w:t>
-      </w:r>
-      <w:proofErr w:type="spellStart"/>
-      <w:r>
-        <w:rPr>
-          <w:b/>
-          <w:color w:val="000000"/>
-        </w:rPr>
-        <w:t>quả</w:t>
-      </w:r>
-      <w:proofErr w:type="spellEnd"/>
-      <w:r>
-        <w:rPr>
-          <w:b/>
-          <w:color w:val="000000"/>
-        </w:rPr>
-        <w:t xml:space="preserve"> </w:t>
-      </w:r>
-      <w:proofErr w:type="spellStart"/>
-      <w:r>
-        <w:rPr>
-          <w:b/>
-          <w:color w:val="000000"/>
-        </w:rPr>
-        <w:t>xác</w:t>
-      </w:r>
-      <w:proofErr w:type="spellEnd"/>
-      <w:r>
-        <w:rPr>
-          <w:b/>
-          <w:color w:val="000000"/>
-        </w:rPr>
-        <w:t xml:space="preserve"> </w:t>
-      </w:r>
-      <w:proofErr w:type="spellStart"/>
-      <w:r>
-        <w:rPr>
-          <w:b/>
-          <w:color w:val="000000"/>
-        </w:rPr>
-        <w:t>minh</w:t>
-      </w:r>
-      <w:proofErr w:type="spellEnd"/>
-      <w:r>
-        <w:rPr>
-          <w:b/>
-          <w:color w:val="000000"/>
-        </w:rPr>
-        <w:t xml:space="preserve"> </w:t>
-      </w:r>
-      <w:proofErr w:type="spellStart"/>
-      <w:r>
-        <w:rPr>
-          <w:b/>
-          <w:color w:val="000000"/>
-        </w:rPr>
-        <w:t>nội</w:t>
-      </w:r>
-      <w:proofErr w:type="spellEnd"/>
-      <w:r>
-        <w:rPr>
-          <w:b/>
-          <w:color w:val="000000"/>
-        </w:rPr>
-        <w:t xml:space="preserve"> dung </w:t>
-      </w:r>
-      <w:proofErr w:type="spellStart"/>
-      <w:r>
-        <w:rPr>
-          <w:b/>
-          <w:color w:val="000000"/>
-        </w:rPr>
-        <w:t>tố</w:t>
-      </w:r>
-      <w:proofErr w:type="spellEnd"/>
-      <w:r>
-        <w:rPr>
-          <w:b/>
-          <w:color w:val="000000"/>
-        </w:rPr>
-        <w:t xml:space="preserve"> </w:t>
-      </w:r>
-      <w:proofErr w:type="spellStart"/>
-      <w:r>
-        <w:rPr>
-          <w:b/>
-          <w:color w:val="000000"/>
-        </w:rPr>
-        <w:t>cáo</w:t>
-      </w:r>
-      <w:proofErr w:type="spellEnd"/>
-      <w:r>
-        <w:rPr>
-          <w:b/>
-          <w:color w:val="000000"/>
-        </w:rPr>
-        <w:t xml:space="preserve"> </w:t>
+        <w:t xml:space="preserve">ết quả xác minh nội dung tố cáo </w:t>
       </w:r>
       <w:r>
         <w:rPr>
@@ -676,376 +397,18 @@
               </wp:anchor>
             </w:drawing>
           </mc:Choice>
-          <mc:Fallback>
+          <mc:Fallback xmlns:w16sdtdh="http://schemas.microsoft.com/office/word/2020/wordml/sdtdatahash" xmlns:oel="http://schemas.microsoft.com/office/2019/extlst">
             <w:pict>
               <v:line w14:anchorId="3E67CE4A" id="Straight Connector 10" o:spid="_x0000_s1026" style="position:absolute;z-index:251659264;visibility:visible;mso-wrap-style:square;mso-width-percent:0;mso-height-percent:0;mso-wrap-distance-left:9pt;mso-wrap-distance-top:-3e-5mm;mso-wrap-distance-right:9pt;mso-wrap-distance-bottom:-3e-5mm;mso-position-horizontal:absolute;mso-position-horizontal-relative:text;mso-position-vertical:absolute;mso-position-vertical-relative:text;mso-width-percent:0;mso-height-percent:0;mso-width-relative:page;mso-height-relative:page" from="192.95pt,2.15pt" to="261.2pt,2.15pt" o:gfxdata="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"/>
             </w:pict>
           </mc:Fallback>
         </mc:AlternateContent>
       </w:r>
-      <w:proofErr w:type="spellStart"/>
-      <w:r>
-        <w:rPr>
-          <w:color w:val="000000"/>
-        </w:rPr>
-        <w:t>Thực</w:t>
-      </w:r>
-      <w:proofErr w:type="spellEnd"/>
-      <w:r>
-        <w:rPr>
-          <w:color w:val="000000"/>
-        </w:rPr>
-        <w:t xml:space="preserve"> </w:t>
-      </w:r>
-      <w:proofErr w:type="spellStart"/>
-      <w:r>
-        <w:rPr>
-          <w:color w:val="000000"/>
-        </w:rPr>
-        <w:t>hiện</w:t>
-      </w:r>
-      <w:proofErr w:type="spellEnd"/>
-      <w:r>
-        <w:rPr>
-          <w:color w:val="000000"/>
-        </w:rPr>
-        <w:t xml:space="preserve"> </w:t>
-      </w:r>
-      <w:proofErr w:type="spellStart"/>
-      <w:r>
-        <w:rPr>
-          <w:color w:val="000000"/>
-        </w:rPr>
-        <w:t>Quyết</w:t>
-      </w:r>
-      <w:proofErr w:type="spellEnd"/>
-      <w:r>
-        <w:rPr>
-          <w:color w:val="000000"/>
-        </w:rPr>
-        <w:t xml:space="preserve"> </w:t>
-      </w:r>
-      <w:proofErr w:type="spellStart"/>
-      <w:r>
-        <w:rPr>
-          <w:color w:val="000000"/>
-        </w:rPr>
-        <w:t>định</w:t>
-      </w:r>
-      <w:proofErr w:type="spellEnd"/>
-      <w:r>
-        <w:rPr>
-          <w:color w:val="000000"/>
-        </w:rPr>
-        <w:t xml:space="preserve"> </w:t>
-      </w:r>
-      <w:proofErr w:type="spellStart"/>
-      <w:r>
-        <w:rPr>
-          <w:color w:val="000000"/>
-        </w:rPr>
-        <w:t>số</w:t>
-      </w:r>
-      <w:proofErr w:type="spellEnd"/>
-      <w:r>
-        <w:rPr>
-          <w:color w:val="000000"/>
-        </w:rPr>
-        <w:t xml:space="preserve"> [[So]] </w:t>
-      </w:r>
-      <w:proofErr w:type="spellStart"/>
-      <w:r>
-        <w:rPr>
-          <w:color w:val="000000"/>
-        </w:rPr>
-        <w:t>ngày</w:t>
-      </w:r>
-      <w:proofErr w:type="spellEnd"/>
-      <w:r>
-        <w:rPr>
-          <w:color w:val="000000"/>
-        </w:rPr>
-        <w:t xml:space="preserve"> [[</w:t>
-      </w:r>
-      <w:proofErr w:type="spellStart"/>
-      <w:r>
-        <w:rPr>
-          <w:color w:val="000000"/>
-        </w:rPr>
-        <w:t>Ngay</w:t>
-      </w:r>
-      <w:proofErr w:type="spellEnd"/>
-      <w:r>
-        <w:rPr>
-          <w:color w:val="000000"/>
-        </w:rPr>
-        <w:t xml:space="preserve">]] </w:t>
-      </w:r>
-      <w:proofErr w:type="spellStart"/>
-      <w:r>
-        <w:rPr>
-          <w:color w:val="000000"/>
-        </w:rPr>
-        <w:t>của</w:t>
-      </w:r>
-      <w:proofErr w:type="spellEnd"/>
-      <w:r>
-        <w:rPr>
-          <w:color w:val="000000"/>
-        </w:rPr>
-        <w:t xml:space="preserve"> [[</w:t>
-      </w:r>
-      <w:proofErr w:type="spellStart"/>
-      <w:r>
-        <w:rPr>
-          <w:color w:val="000000"/>
-        </w:rPr>
-        <w:t>Nguoi</w:t>
-      </w:r>
-      <w:proofErr w:type="spellEnd"/>
-      <w:r>
-        <w:rPr>
-          <w:color w:val="000000"/>
-        </w:rPr>
-        <w:t xml:space="preserve">]] </w:t>
-      </w:r>
-      <w:proofErr w:type="spellStart"/>
-      <w:r>
-        <w:rPr>
-          <w:color w:val="000000"/>
-        </w:rPr>
-        <w:t>về</w:t>
-      </w:r>
-      <w:proofErr w:type="spellEnd"/>
-      <w:r>
-        <w:rPr>
-          <w:color w:val="000000"/>
-        </w:rPr>
-        <w:t xml:space="preserve"> </w:t>
-      </w:r>
-      <w:proofErr w:type="spellStart"/>
-      <w:r>
-        <w:rPr>
-          <w:color w:val="000000"/>
-        </w:rPr>
-        <w:t>việc</w:t>
-      </w:r>
-      <w:proofErr w:type="spellEnd"/>
-      <w:r>
-        <w:rPr>
-          <w:color w:val="000000"/>
-        </w:rPr>
-        <w:t xml:space="preserve"> </w:t>
-      </w:r>
-      <w:proofErr w:type="spellStart"/>
-      <w:r>
-        <w:rPr>
-          <w:color w:val="000000"/>
-        </w:rPr>
-        <w:t>thụ</w:t>
-      </w:r>
-      <w:proofErr w:type="spellEnd"/>
-      <w:r>
-        <w:rPr>
-          <w:color w:val="000000"/>
-        </w:rPr>
-        <w:t xml:space="preserve"> </w:t>
-      </w:r>
-      <w:proofErr w:type="spellStart"/>
-      <w:r>
-        <w:rPr>
-          <w:color w:val="000000"/>
-        </w:rPr>
-        <w:t>lý</w:t>
-      </w:r>
-      <w:proofErr w:type="spellEnd"/>
-      <w:r>
-        <w:rPr>
-          <w:color w:val="000000"/>
-        </w:rPr>
-        <w:t xml:space="preserve"> </w:t>
-      </w:r>
-      <w:proofErr w:type="spellStart"/>
-      <w:r>
-        <w:rPr>
-          <w:color w:val="000000"/>
-        </w:rPr>
-        <w:t>giải</w:t>
-      </w:r>
-      <w:proofErr w:type="spellEnd"/>
-      <w:r>
-        <w:rPr>
-          <w:color w:val="000000"/>
-        </w:rPr>
-        <w:t xml:space="preserve"> </w:t>
-      </w:r>
-      <w:proofErr w:type="spellStart"/>
-      <w:r>
-        <w:rPr>
-          <w:color w:val="000000"/>
-        </w:rPr>
-        <w:t>quyết</w:t>
-      </w:r>
-      <w:proofErr w:type="spellEnd"/>
-      <w:r>
-        <w:rPr>
-          <w:color w:val="000000"/>
-        </w:rPr>
-        <w:t xml:space="preserve"> </w:t>
-      </w:r>
-      <w:proofErr w:type="spellStart"/>
-      <w:r>
-        <w:rPr>
-          <w:color w:val="000000"/>
-        </w:rPr>
-        <w:t>tố</w:t>
-      </w:r>
-      <w:proofErr w:type="spellEnd"/>
-      <w:r>
-        <w:rPr>
-          <w:color w:val="000000"/>
-        </w:rPr>
-        <w:t xml:space="preserve"> </w:t>
-      </w:r>
-      <w:proofErr w:type="spellStart"/>
-      <w:r>
-        <w:rPr>
-          <w:color w:val="000000"/>
-        </w:rPr>
-        <w:t>cáo</w:t>
-      </w:r>
-      <w:proofErr w:type="spellEnd"/>
-      <w:r>
-        <w:rPr>
-          <w:color w:val="000000"/>
-        </w:rPr>
-        <w:t xml:space="preserve"> </w:t>
-      </w:r>
-      <w:proofErr w:type="spellStart"/>
-      <w:r>
-        <w:rPr>
-          <w:color w:val="000000"/>
-        </w:rPr>
-        <w:t>và</w:t>
-      </w:r>
-      <w:proofErr w:type="spellEnd"/>
-      <w:r>
-        <w:rPr>
-          <w:color w:val="000000"/>
-        </w:rPr>
-        <w:t xml:space="preserve"> </w:t>
-      </w:r>
-      <w:proofErr w:type="spellStart"/>
-      <w:r>
-        <w:rPr>
-          <w:color w:val="000000"/>
-        </w:rPr>
-        <w:t>giao</w:t>
-      </w:r>
-      <w:proofErr w:type="spellEnd"/>
-      <w:r>
-        <w:rPr>
-          <w:color w:val="000000"/>
-        </w:rPr>
-        <w:t xml:space="preserve"> </w:t>
-      </w:r>
-      <w:proofErr w:type="spellStart"/>
-      <w:r>
-        <w:rPr>
-          <w:color w:val="000000"/>
-        </w:rPr>
-        <w:t>nhiệm</w:t>
-      </w:r>
-      <w:proofErr w:type="spellEnd"/>
-      <w:r>
-        <w:rPr>
-          <w:color w:val="000000"/>
-        </w:rPr>
-        <w:t xml:space="preserve"> </w:t>
-      </w:r>
-      <w:proofErr w:type="spellStart"/>
-      <w:r>
-        <w:rPr>
-          <w:color w:val="000000"/>
-        </w:rPr>
-        <w:t>vụ</w:t>
-      </w:r>
-      <w:proofErr w:type="spellEnd"/>
-      <w:r>
-        <w:rPr>
-          <w:color w:val="000000"/>
-        </w:rPr>
-        <w:t xml:space="preserve"> </w:t>
-      </w:r>
-      <w:proofErr w:type="spellStart"/>
-      <w:r>
-        <w:rPr>
-          <w:color w:val="000000"/>
-        </w:rPr>
-        <w:t>xác</w:t>
-      </w:r>
-      <w:proofErr w:type="spellEnd"/>
-      <w:r>
-        <w:rPr>
-          <w:color w:val="000000"/>
-        </w:rPr>
-        <w:t xml:space="preserve"> </w:t>
-      </w:r>
-      <w:proofErr w:type="spellStart"/>
-      <w:r>
-        <w:rPr>
-          <w:color w:val="000000"/>
-        </w:rPr>
-        <w:t>minh</w:t>
-      </w:r>
-      <w:proofErr w:type="spellEnd"/>
-      <w:r>
-        <w:rPr>
-          <w:color w:val="000000"/>
-        </w:rPr>
-        <w:t xml:space="preserve"> </w:t>
-      </w:r>
-      <w:proofErr w:type="spellStart"/>
-      <w:r>
-        <w:rPr>
-          <w:color w:val="000000"/>
-        </w:rPr>
-        <w:t>nội</w:t>
-      </w:r>
-      <w:proofErr w:type="spellEnd"/>
-      <w:r>
-        <w:rPr>
-          <w:color w:val="000000"/>
-        </w:rPr>
-        <w:t xml:space="preserve"> dung </w:t>
-      </w:r>
-      <w:proofErr w:type="spellStart"/>
-      <w:r>
-        <w:rPr>
-          <w:color w:val="000000"/>
-        </w:rPr>
-        <w:t>tố</w:t>
-      </w:r>
-      <w:proofErr w:type="spellEnd"/>
-      <w:r>
-        <w:rPr>
-          <w:color w:val="000000"/>
-        </w:rPr>
-        <w:t xml:space="preserve"> </w:t>
-      </w:r>
-      <w:proofErr w:type="spellStart"/>
-      <w:r>
-        <w:rPr>
-          <w:color w:val="000000"/>
-        </w:rPr>
-        <w:t>cáo</w:t>
-      </w:r>
-      <w:proofErr w:type="spellEnd"/>
-      <w:r>
-        <w:rPr>
-          <w:color w:val="000000"/>
-        </w:rPr>
-        <w:t xml:space="preserve">; </w:t>
+      <w:r>
+        <w:rPr>
+          <w:color w:val="000000"/>
+        </w:rPr>
+        <w:t xml:space="preserve">Thực hiện Quyết định số [[So]] ngày [[Ngay]] của [[Nguoi]] về việc thụ lý giải quyết tố cáo và giao nhiệm vụ xác minh nội dung tố cáo; </w:t>
       </w:r>
     </w:p>
     <w:p>
@@ -1066,14 +429,12 @@
         <w:tab/>
         <w:t>[[</w:t>
       </w:r>
-      <w:proofErr w:type="spellStart"/>
       <w:r>
         <w:rPr>
           <w:color w:val="000000"/>
         </w:rPr>
         <w:t>DVThucHien</w:t>
       </w:r>
-      <w:proofErr w:type="spellEnd"/>
       <w:r>
         <w:rPr>
           <w:color w:val="000000"/>
@@ -1091,21 +452,7 @@
         <w:rPr>
           <w:color w:val="000000"/>
         </w:rPr>
-        <w:t xml:space="preserve"> [[</w:t>
-      </w:r>
-      <w:proofErr w:type="spellStart"/>
-      <w:r>
-        <w:rPr>
-          <w:color w:val="000000"/>
-        </w:rPr>
-        <w:t>ToChuc</w:t>
-      </w:r>
-      <w:proofErr w:type="spellEnd"/>
-      <w:r>
-        <w:rPr>
-          <w:color w:val="000000"/>
-        </w:rPr>
-        <w:t>]]</w:t>
+        <w:t xml:space="preserve"> [[ToChuc]]</w:t>
       </w:r>
       <w:r>
         <w:rPr>
@@ -1124,21 +471,7 @@
         <w:rPr>
           <w:color w:val="000000"/>
         </w:rPr>
-        <w:t>[[</w:t>
-      </w:r>
-      <w:proofErr w:type="spellStart"/>
-      <w:r>
-        <w:rPr>
-          <w:color w:val="000000"/>
-        </w:rPr>
-        <w:t>TTNDBaoCao</w:t>
-      </w:r>
-      <w:proofErr w:type="spellEnd"/>
-      <w:r>
-        <w:rPr>
-          <w:color w:val="000000"/>
-        </w:rPr>
-        <w:t>]]</w:t>
+        <w:t>[[TTNDBaoCao]]</w:t>
       </w:r>
       <w:r>
         <w:rPr>
@@ -1178,14 +511,12 @@
         </w:rPr>
         <w:t xml:space="preserve"> [[</w:t>
       </w:r>
-      <w:proofErr w:type="spellStart"/>
       <w:r>
         <w:rPr>
           <w:color w:val="000000"/>
         </w:rPr>
         <w:t>DVThucHien</w:t>
       </w:r>
-      <w:proofErr w:type="spellEnd"/>
       <w:r>
         <w:rPr>
           <w:color w:val="000000"/>
@@ -1211,14 +542,12 @@
         </w:rPr>
         <w:t>[[</w:t>
       </w:r>
-      <w:proofErr w:type="spellStart"/>
       <w:r>
         <w:rPr>
           <w:color w:val="000000"/>
         </w:rPr>
         <w:t>Nguoi</w:t>
       </w:r>
-      <w:proofErr w:type="spellEnd"/>
       <w:r>
         <w:rPr>
           <w:color w:val="000000"/>
@@ -1267,21 +596,7 @@
         <w:rPr>
           <w:color w:val="000000"/>
         </w:rPr>
-        <w:t xml:space="preserve"> [[</w:t>
-      </w:r>
-      <w:proofErr w:type="spellStart"/>
-      <w:r>
-        <w:rPr>
-          <w:color w:val="000000"/>
-        </w:rPr>
-        <w:t>BaoCao</w:t>
-      </w:r>
-      <w:proofErr w:type="spellEnd"/>
-      <w:r>
-        <w:rPr>
-          <w:color w:val="000000"/>
-        </w:rPr>
-        <w:t>]].</w:t>
+        <w:t xml:space="preserve"> [[BaoCao]].</w:t>
       </w:r>
       <w:r>
         <w:rPr>
@@ -1351,49 +666,7 @@
         <w:rPr>
           <w:color w:val="000000"/>
         </w:rPr>
-        <w:t xml:space="preserve">3. </w:t>
-      </w:r>
-      <w:proofErr w:type="spellStart"/>
-      <w:r>
-        <w:rPr>
-          <w:color w:val="000000"/>
-        </w:rPr>
-        <w:t>Kiến</w:t>
-      </w:r>
-      <w:proofErr w:type="spellEnd"/>
-      <w:r>
-        <w:rPr>
-          <w:color w:val="000000"/>
-        </w:rPr>
-        <w:t xml:space="preserve"> </w:t>
-      </w:r>
-      <w:proofErr w:type="spellStart"/>
-      <w:r>
-        <w:rPr>
-          <w:color w:val="000000"/>
-        </w:rPr>
-        <w:t>nghị</w:t>
-      </w:r>
-      <w:proofErr w:type="spellEnd"/>
-      <w:r>
-        <w:rPr>
-          <w:color w:val="000000"/>
-        </w:rPr>
-        <w:t>: [[</w:t>
-      </w:r>
-      <w:proofErr w:type="spellStart"/>
-      <w:r>
-        <w:rPr>
-          <w:color w:val="000000"/>
-        </w:rPr>
-        <w:t>KienNghi</w:t>
-      </w:r>
-      <w:proofErr w:type="spellEnd"/>
-      <w:r>
-        <w:rPr>
-          <w:color w:val="000000"/>
-        </w:rPr>
-        <w:t>]].</w:t>
+        <w:t>3. Kiến nghị: [[KienNghi]].</w:t>
       </w:r>
       <w:r>
         <w:rPr>
@@ -1415,277 +688,35 @@
           <w:vertAlign w:val="superscript"/>
         </w:rPr>
       </w:pPr>
-      <w:proofErr w:type="spellStart"/>
-      <w:r>
-        <w:rPr>
-          <w:color w:val="000000"/>
-        </w:rPr>
-        <w:t>Trên</w:t>
-      </w:r>
-      <w:proofErr w:type="spellEnd"/>
+      <w:r>
+        <w:rPr>
+          <w:color w:val="000000"/>
+        </w:rPr>
+        <w:t>Trên đây là báo cáo kết quả xác minh nội dung tố cáo, đề nghị [[</w:t>
+      </w:r>
+      <w:r>
+        <w:rPr>
+          <w:color w:val="000000"/>
+        </w:rPr>
+        <w:t>Nguoi</w:t>
+      </w:r>
+      <w:r>
+        <w:rPr>
+          <w:color w:val="000000"/>
+        </w:rPr>
+        <w:t>]]</w:t>
+      </w:r>
       <w:r>
         <w:rPr>
           <w:color w:val="000000"/>
         </w:rPr>
         <w:t xml:space="preserve"> </w:t>
       </w:r>
-      <w:proofErr w:type="spellStart"/>
-      <w:r>
-        <w:rPr>
-          <w:color w:val="000000"/>
-        </w:rPr>
-        <w:t>đây</w:t>
-      </w:r>
-      <w:proofErr w:type="spellEnd"/>
-      <w:r>
-        <w:rPr>
-          <w:color w:val="000000"/>
-        </w:rPr>
-        <w:t xml:space="preserve"> </w:t>
-      </w:r>
-      <w:proofErr w:type="spellStart"/>
-      <w:r>
-        <w:rPr>
-          <w:color w:val="000000"/>
-        </w:rPr>
-        <w:t>là</w:t>
-      </w:r>
-      <w:proofErr w:type="spellEnd"/>
-      <w:r>
-        <w:rPr>
-          <w:color w:val="000000"/>
-        </w:rPr>
-        <w:t xml:space="preserve"> </w:t>
-      </w:r>
-      <w:proofErr w:type="spellStart"/>
-      <w:r>
-        <w:rPr>
-          <w:color w:val="000000"/>
-        </w:rPr>
-        <w:t>báo</w:t>
-      </w:r>
-      <w:proofErr w:type="spellEnd"/>
-      <w:r>
-        <w:rPr>
-          <w:color w:val="000000"/>
-        </w:rPr>
-        <w:t xml:space="preserve"> </w:t>
-      </w:r>
-      <w:proofErr w:type="spellStart"/>
-      <w:r>
-        <w:rPr>
-          <w:color w:val="000000"/>
-        </w:rPr>
-        <w:t>cáo</w:t>
-      </w:r>
-      <w:proofErr w:type="spellEnd"/>
-      <w:r>
-        <w:rPr>
-          <w:color w:val="000000"/>
-        </w:rPr>
-        <w:t xml:space="preserve"> </w:t>
-      </w:r>
-      <w:proofErr w:type="spellStart"/>
-      <w:r>
-        <w:rPr>
-          <w:color w:val="000000"/>
-        </w:rPr>
-        <w:t>kết</w:t>
-      </w:r>
-      <w:proofErr w:type="spellEnd"/>
-      <w:r>
-        <w:rPr>
-          <w:color w:val="000000"/>
-        </w:rPr>
-        <w:t xml:space="preserve"> </w:t>
-      </w:r>
-      <w:proofErr w:type="spellStart"/>
-      <w:r>
-        <w:rPr>
-          <w:color w:val="000000"/>
-        </w:rPr>
-        <w:t>quả</w:t>
-      </w:r>
-      <w:proofErr w:type="spellEnd"/>
-      <w:r>
-        <w:rPr>
-          <w:color w:val="000000"/>
-        </w:rPr>
-        <w:t xml:space="preserve"> </w:t>
-      </w:r>
-      <w:proofErr w:type="spellStart"/>
-      <w:r>
-        <w:rPr>
-          <w:color w:val="000000"/>
-        </w:rPr>
-        <w:t>xác</w:t>
-      </w:r>
-      <w:proofErr w:type="spellEnd"/>
-      <w:r>
-        <w:rPr>
-          <w:color w:val="000000"/>
-        </w:rPr>
-        <w:t xml:space="preserve"> </w:t>
-      </w:r>
-      <w:proofErr w:type="spellStart"/>
-      <w:r>
-        <w:rPr>
-          <w:color w:val="000000"/>
-        </w:rPr>
-        <w:t>minh</w:t>
-      </w:r>
-      <w:proofErr w:type="spellEnd"/>
-      <w:r>
-        <w:rPr>
-          <w:color w:val="000000"/>
-        </w:rPr>
-        <w:t xml:space="preserve"> </w:t>
-      </w:r>
-      <w:proofErr w:type="spellStart"/>
-      <w:r>
-        <w:rPr>
-          <w:color w:val="000000"/>
-        </w:rPr>
-        <w:t>nội</w:t>
-      </w:r>
-      <w:proofErr w:type="spellEnd"/>
-      <w:r>
-        <w:rPr>
-          <w:color w:val="000000"/>
-        </w:rPr>
-        <w:t xml:space="preserve"> dung </w:t>
-      </w:r>
-      <w:proofErr w:type="spellStart"/>
-      <w:r>
-        <w:rPr>
-          <w:color w:val="000000"/>
-        </w:rPr>
-        <w:t>tố</w:t>
-      </w:r>
-      <w:proofErr w:type="spellEnd"/>
-      <w:r>
-        <w:rPr>
-          <w:color w:val="000000"/>
-        </w:rPr>
-        <w:t xml:space="preserve"> </w:t>
-      </w:r>
-      <w:proofErr w:type="spellStart"/>
-      <w:r>
-        <w:rPr>
-          <w:color w:val="000000"/>
-        </w:rPr>
-        <w:t>cáo</w:t>
-      </w:r>
-      <w:proofErr w:type="spellEnd"/>
-      <w:r>
-        <w:rPr>
-          <w:color w:val="000000"/>
-        </w:rPr>
-        <w:t xml:space="preserve">, </w:t>
-      </w:r>
-      <w:proofErr w:type="spellStart"/>
-      <w:r>
-        <w:rPr>
-          <w:color w:val="000000"/>
-        </w:rPr>
-        <w:t>đề</w:t>
-      </w:r>
-      <w:proofErr w:type="spellEnd"/>
-      <w:r>
-        <w:rPr>
-          <w:color w:val="000000"/>
-        </w:rPr>
-        <w:t xml:space="preserve"> </w:t>
-      </w:r>
-      <w:proofErr w:type="spellStart"/>
-      <w:r>
-        <w:rPr>
-          <w:color w:val="000000"/>
-        </w:rPr>
-        <w:t>nghị</w:t>
-      </w:r>
-      <w:proofErr w:type="spellEnd"/>
-      <w:r>
-        <w:rPr>
-          <w:color w:val="000000"/>
-        </w:rPr>
-        <w:t xml:space="preserve"> [[</w:t>
-      </w:r>
-      <w:proofErr w:type="spellStart"/>
-      <w:r>
-        <w:rPr>
-          <w:color w:val="000000"/>
-        </w:rPr>
-        <w:t>Nguoi</w:t>
-      </w:r>
-      <w:proofErr w:type="spellEnd"/>
-      <w:r>
-        <w:rPr>
-          <w:color w:val="000000"/>
-        </w:rPr>
-        <w:t>]]</w:t>
-      </w:r>
-      <w:r>
-        <w:rPr>
-          <w:color w:val="000000"/>
-        </w:rPr>
-        <w:t xml:space="preserve"> </w:t>
-      </w:r>
-      <w:proofErr w:type="spellStart"/>
-      <w:r>
-        <w:rPr>
-          <w:color w:val="000000"/>
-        </w:rPr>
-        <w:t>xem</w:t>
-      </w:r>
-      <w:proofErr w:type="spellEnd"/>
-      <w:r>
-        <w:rPr>
-          <w:color w:val="000000"/>
-        </w:rPr>
-        <w:t xml:space="preserve"> </w:t>
-      </w:r>
-      <w:proofErr w:type="spellStart"/>
-      <w:r>
-        <w:rPr>
-          <w:color w:val="000000"/>
-        </w:rPr>
-        <w:t>xét</w:t>
-      </w:r>
-      <w:proofErr w:type="spellEnd"/>
-      <w:r>
-        <w:rPr>
-          <w:color w:val="000000"/>
-        </w:rPr>
-        <w:t xml:space="preserve">, </w:t>
-      </w:r>
-      <w:proofErr w:type="spellStart"/>
-      <w:r>
-        <w:rPr>
-          <w:color w:val="000000"/>
-        </w:rPr>
-        <w:t>kết</w:t>
-      </w:r>
-      <w:proofErr w:type="spellEnd"/>
-      <w:r>
-        <w:rPr>
-          <w:color w:val="000000"/>
-        </w:rPr>
-        <w:t xml:space="preserve"> </w:t>
-      </w:r>
-      <w:proofErr w:type="spellStart"/>
-      <w:r>
-        <w:rPr>
-          <w:color w:val="000000"/>
-        </w:rPr>
-        <w:t>luận</w:t>
-      </w:r>
-      <w:proofErr w:type="spellEnd"/>
-      <w:r>
-        <w:rPr>
-          <w:color w:val="000000"/>
-        </w:rPr>
-        <w:t>./.</w:t>
+      <w:r>
+        <w:rPr>
+          <w:color w:val="000000"/>
+        </w:rPr>
+        <w:t>xem xét, kết luận./.</w:t>
       </w:r>
     </w:p>
     <w:tbl>
@@ -1732,7 +763,6 @@
                 <w:szCs w:val="24"/>
               </w:rPr>
             </w:pPr>
-            <w:proofErr w:type="spellStart"/>
             <w:r>
               <w:rPr>
                 <w:b/>
@@ -1741,40 +771,7 @@
                 <w:sz w:val="24"/>
                 <w:szCs w:val="24"/>
               </w:rPr>
-              <w:t>Nơi</w:t>
-            </w:r>
-            <w:proofErr w:type="spellEnd"/>
-            <w:r>
-              <w:rPr>
-                <w:b/>
-                <w:i/>
-                <w:color w:val="000000"/>
-                <w:sz w:val="24"/>
-                <w:szCs w:val="24"/>
-              </w:rPr>
-              <w:t xml:space="preserve"> </w:t>
-            </w:r>
-            <w:proofErr w:type="spellStart"/>
-            <w:r>
-              <w:rPr>
-                <w:b/>
-                <w:i/>
-                <w:color w:val="000000"/>
-                <w:sz w:val="24"/>
-                <w:szCs w:val="24"/>
-              </w:rPr>
-              <w:t>nhận</w:t>
-            </w:r>
-            <w:proofErr w:type="spellEnd"/>
-            <w:r>
-              <w:rPr>
-                <w:b/>
-                <w:i/>
-                <w:color w:val="000000"/>
-                <w:sz w:val="24"/>
-                <w:szCs w:val="24"/>
-              </w:rPr>
-              <w:t>:</w:t>
+              <w:t>Nơi nhận:</w:t>
             </w:r>
           </w:p>
           <w:p>
@@ -1856,7 +853,6 @@
               </w:rPr>
               <w:t>[[</w:t>
             </w:r>
-            <w:proofErr w:type="spellStart"/>
             <w:r>
               <w:rPr>
                 <w:b/>
@@ -1866,19 +862,7 @@
                 <w:szCs w:val="26"/>
                 <w:lang w:val="fr-FR"/>
               </w:rPr>
-              <w:t>CVTTDVThucHien</w:t>
-            </w:r>
-            <w:proofErr w:type="spellEnd"/>
-            <w:r>
-              <w:rPr>
-                <w:b/>
-                <w:bCs/>
-                <w:color w:val="000000"/>
-                <w:sz w:val="26"/>
-                <w:szCs w:val="26"/>
-                <w:lang w:val="fr-FR"/>
-              </w:rPr>
-              <w:t>]</w:t>
+              <w:t>CVTTDVThucHien]</w:t>
             </w:r>
             <w:r>
               <w:rPr>
@@ -1933,67 +917,7 @@
                 <w:color w:val="000000"/>
                 <w:lang w:val="fr-FR"/>
               </w:rPr>
-              <w:t xml:space="preserve"> (</w:t>
-            </w:r>
-            <w:proofErr w:type="spellStart"/>
-            <w:r>
-              <w:rPr>
-                <w:i/>
-                <w:iCs/>
-                <w:color w:val="000000"/>
-                <w:lang w:val="fr-FR"/>
-              </w:rPr>
-              <w:t>Chữ</w:t>
-            </w:r>
-            <w:proofErr w:type="spellEnd"/>
-            <w:r>
-              <w:rPr>
-                <w:i/>
-                <w:iCs/>
-                <w:color w:val="000000"/>
-                <w:lang w:val="fr-FR"/>
-              </w:rPr>
-              <w:t xml:space="preserve"> </w:t>
-            </w:r>
-            <w:proofErr w:type="spellStart"/>
-            <w:r>
-              <w:rPr>
-                <w:i/>
-                <w:iCs/>
-                <w:color w:val="000000"/>
-                <w:lang w:val="fr-FR"/>
-              </w:rPr>
-              <w:t>ký</w:t>
-            </w:r>
-            <w:proofErr w:type="spellEnd"/>
-            <w:r>
-              <w:rPr>
-                <w:i/>
-                <w:iCs/>
-                <w:color w:val="000000"/>
-                <w:lang w:val="fr-FR"/>
-              </w:rPr>
-              <w:t xml:space="preserve">, </w:t>
-            </w:r>
-            <w:proofErr w:type="spellStart"/>
-            <w:r>
-              <w:rPr>
-                <w:i/>
-                <w:iCs/>
-                <w:color w:val="000000"/>
-                <w:lang w:val="fr-FR"/>
-              </w:rPr>
-              <w:t>dấu</w:t>
-            </w:r>
-            <w:proofErr w:type="spellEnd"/>
-            <w:r>
-              <w:rPr>
-                <w:i/>
-                <w:iCs/>
-                <w:color w:val="000000"/>
-                <w:lang w:val="fr-FR"/>
-              </w:rPr>
-              <w:t>)</w:t>
+              <w:t xml:space="preserve"> (Chữ ký, dấu)</w:t>
             </w:r>
           </w:p>
           <w:p>
@@ -2039,87 +963,7 @@
                 <w:color w:val="000000"/>
                 <w:lang w:val="fr-FR"/>
               </w:rPr>
-              <w:t>(</w:t>
-            </w:r>
-            <w:proofErr w:type="spellStart"/>
-            <w:r>
-              <w:rPr>
-                <w:b/>
-                <w:bCs/>
-                <w:color w:val="000000"/>
-                <w:lang w:val="fr-FR"/>
-              </w:rPr>
-              <w:t>Cấp</w:t>
-            </w:r>
-            <w:proofErr w:type="spellEnd"/>
-            <w:r>
-              <w:rPr>
-                <w:b/>
-                <w:bCs/>
-                <w:color w:val="000000"/>
-                <w:lang w:val="fr-FR"/>
-              </w:rPr>
-              <w:t xml:space="preserve"> </w:t>
-            </w:r>
-            <w:proofErr w:type="spellStart"/>
-            <w:r>
-              <w:rPr>
-                <w:b/>
-                <w:bCs/>
-                <w:color w:val="000000"/>
-                <w:lang w:val="fr-FR"/>
-              </w:rPr>
-              <w:t>bậc</w:t>
-            </w:r>
-            <w:proofErr w:type="spellEnd"/>
-            <w:r>
-              <w:rPr>
-                <w:b/>
-                <w:bCs/>
-                <w:color w:val="000000"/>
-                <w:lang w:val="fr-FR"/>
-              </w:rPr>
-              <w:t xml:space="preserve">, </w:t>
-            </w:r>
-            <w:proofErr w:type="spellStart"/>
-            <w:r>
-              <w:rPr>
-                <w:b/>
-                <w:bCs/>
-                <w:color w:val="000000"/>
-                <w:lang w:val="fr-FR"/>
-              </w:rPr>
-              <w:t>họ</w:t>
-            </w:r>
-            <w:proofErr w:type="spellEnd"/>
-            <w:r>
-              <w:rPr>
-                <w:b/>
-                <w:bCs/>
-                <w:color w:val="000000"/>
-                <w:lang w:val="fr-FR"/>
-              </w:rPr>
-              <w:t xml:space="preserve"> </w:t>
-            </w:r>
-            <w:proofErr w:type="spellStart"/>
-            <w:r>
-              <w:rPr>
-                <w:b/>
-                <w:bCs/>
-                <w:color w:val="000000"/>
-                <w:lang w:val="fr-FR"/>
-              </w:rPr>
-              <w:t>tên</w:t>
-            </w:r>
-            <w:proofErr w:type="spellEnd"/>
-            <w:r>
-              <w:rPr>
-                <w:b/>
-                <w:bCs/>
-                <w:color w:val="000000"/>
-                <w:lang w:val="fr-FR"/>
-              </w:rPr>
-              <w:t>)</w:t>
+              <w:t>(Cấp bậc, họ tên)</w:t>
             </w:r>
           </w:p>
         </w:tc>
@@ -2141,7 +985,7 @@
 </file>
 
 <file path=word/styles.xml><?xml version="1.0" encoding="utf-8"?>
-<w:styles xmlns:mc="http://schemas.openxmlformats.org/markup-compatibility/2006" xmlns:r="http://schemas.openxmlformats.org/officeDocument/2006/relationships" xmlns:w="http://schemas.openxmlformats.org/wordprocessingml/2006/main" xmlns:w14="http://schemas.microsoft.com/office/word/2010/wordml" xmlns:w15="http://schemas.microsoft.com/office/word/2012/wordml" xmlns:w16cex="http://schemas.microsoft.com/office/word/2018/wordml/cex" xmlns:w16cid="http://schemas.microsoft.com/office/word/2016/wordml/cid" xmlns:w16="http://schemas.microsoft.com/office/word/2018/wordml" xmlns:w16sdtdh="http://schemas.microsoft.com/office/word/2020/wordml/sdtdatahash" xmlns:w16se="http://schemas.microsoft.com/office/word/2015/wordml/symex" mc:Ignorable="w14 w15 w16se w16cid w16 w16cex w16sdtdh">
+<w:styles xmlns:mc="http://schemas.openxmlformats.org/markup-compatibility/2006" xmlns:r="http://schemas.openxmlformats.org/officeDocument/2006/relationships" xmlns:w="http://schemas.openxmlformats.org/wordprocessingml/2006/main" xmlns:w14="http://schemas.microsoft.com/office/word/2010/wordml" xmlns:w15="http://schemas.microsoft.com/office/word/2012/wordml" xmlns:w16cex="http://schemas.microsoft.com/office/word/2018/wordml/cex" xmlns:w16cid="http://schemas.microsoft.com/office/word/2016/wordml/cid" xmlns:w16="http://schemas.microsoft.com/office/word/2018/wordml" xmlns:w16se="http://schemas.microsoft.com/office/word/2015/wordml/symex" mc:Ignorable="w14 w15 w16se w16cid w16 w16cex">
   <w:docDefaults>
     <w:rPrDefault>
       <w:rPr>
